--- a/Table 1_revised.docx
+++ b/Table 1_revised.docx
@@ -1,6 +1,6 @@
 
 <file path=word/document.xml><?xml version="1.0" encoding="utf-8"?>
-<w:document xmlns:wpc="http://schemas.microsoft.com/office/word/2010/wordprocessingCanvas" xmlns:cx="http://schemas.microsoft.com/office/drawing/2014/chartex" xmlns:cx1="http://schemas.microsoft.com/office/drawing/2015/9/8/chartex" xmlns:cx2="http://schemas.microsoft.com/office/drawing/2015/10/21/chartex" xmlns:cx3="http://schemas.microsoft.com/office/drawing/2016/5/9/chartex" xmlns:cx4="http://schemas.microsoft.com/office/drawing/2016/5/10/chartex" xmlns:cx5="http://schemas.microsoft.com/office/drawing/2016/5/11/chartex" xmlns:cx6="http://schemas.microsoft.com/office/drawing/2016/5/12/chartex" xmlns:cx7="http://schemas.microsoft.com/office/drawing/2016/5/13/chartex" xmlns:cx8="http://schemas.microsoft.com/office/drawing/2016/5/14/chartex" xmlns:mc="http://schemas.openxmlformats.org/markup-compatibility/2006" xmlns:m="http://schemas.openxmlformats.org/officeDocument/2006/math" xmlns:aink="http://schemas.microsoft.com/office/drawing/2016/ink" xmlns:am3d="http://schemas.microsoft.com/office/drawing/2017/model3d" xmlns:oel="http://schemas.microsoft.com/office/2019/extlst" xmlns:r="http://schemas.openxmlformats.org/officeDocument/2006/relationships" xmlns:wp14="http://schemas.microsoft.com/office/word/2010/wordprocessingDrawing" xmlns:wp="http://schemas.openxmlformats.org/drawingml/2006/wordprocessingDrawing" xmlns:wpg="http://schemas.microsoft.com/office/word/2010/wordprocessingGroup" xmlns:wpi="http://schemas.microsoft.com/office/word/2010/wordprocessingInk" xmlns:wps="http://schemas.microsoft.com/office/word/2010/wordprocessingShape" xmlns:o="urn:schemas-microsoft-com:office:office" xmlns:v="urn:schemas-microsoft-com:vml" xmlns:w10="urn:schemas-microsoft-com:office:word" xmlns:w="http://schemas.openxmlformats.org/wordprocessingml/2006/main" xmlns:w14="http://schemas.microsoft.com/office/word/2010/wordml" xmlns:w15="http://schemas.microsoft.com/office/word/2012/wordml" xmlns:w16cei="http://schemas.microsoft.com/office/word/2026/wordml/cei" xmlns:w16cex="http://schemas.microsoft.com/office/word/2018/wordml/cex" xmlns:w16cid="http://schemas.microsoft.com/office/word/2016/wordml/cid" xmlns:w16="http://schemas.microsoft.com/office/word/2018/wordml" xmlns:w16sdtdh="http://schemas.microsoft.com/office/word/2020/wordml/sdtdatahash" xmlns:w16sdtfl="http://schemas.microsoft.com/office/word/2024/wordml/sdtformatlock" xmlns:w16se="http://schemas.microsoft.com/office/word/2015/wordml/symex" xmlns:w16du="http://schemas.microsoft.com/office/word/2023/wordml/word16du" xmlns:wne="http://schemas.microsoft.com/office/word/2006/wordml" mc:Ignorable="w14 w15 w16se w16cid w16 w16cex w16sdtdh w16sdtfl w16du wp14">
+<w:document xmlns:wpc="http://schemas.microsoft.com/office/word/2010/wordprocessingCanvas" xmlns:cx="http://schemas.microsoft.com/office/drawing/2014/chartex" xmlns:cx1="http://schemas.microsoft.com/office/drawing/2015/9/8/chartex" xmlns:cx2="http://schemas.microsoft.com/office/drawing/2015/10/21/chartex" xmlns:cx3="http://schemas.microsoft.com/office/drawing/2016/5/9/chartex" xmlns:cx4="http://schemas.microsoft.com/office/drawing/2016/5/10/chartex" xmlns:cx5="http://schemas.microsoft.com/office/drawing/2016/5/11/chartex" xmlns:cx6="http://schemas.microsoft.com/office/drawing/2016/5/12/chartex" xmlns:cx7="http://schemas.microsoft.com/office/drawing/2016/5/13/chartex" xmlns:cx8="http://schemas.microsoft.com/office/drawing/2016/5/14/chartex" xmlns:mc="http://schemas.openxmlformats.org/markup-compatibility/2006" xmlns:m="http://schemas.openxmlformats.org/officeDocument/2006/math" xmlns:aink="http://schemas.microsoft.com/office/drawing/2016/ink" xmlns:am3d="http://schemas.microsoft.com/office/drawing/2017/model3d" xmlns:oel="http://schemas.microsoft.com/office/2019/extlst" xmlns:r="http://schemas.openxmlformats.org/officeDocument/2006/relationships" xmlns:wp14="http://schemas.microsoft.com/office/word/2010/wordprocessingDrawing" xmlns:wp="http://schemas.openxmlformats.org/drawingml/2006/wordprocessingDrawing" xmlns:wpg="http://schemas.microsoft.com/office/word/2010/wordprocessingGroup" xmlns:wpi="http://schemas.microsoft.com/office/word/2010/wordprocessingInk" xmlns:wps="http://schemas.microsoft.com/office/word/2010/wordprocessingShape" xmlns:o="urn:schemas-microsoft-com:office:office" xmlns:v="urn:schemas-microsoft-com:vml" xmlns:w10="urn:schemas-microsoft-com:office:word" xmlns:w="http://schemas.openxmlformats.org/wordprocessingml/2006/main" xmlns:w14="http://schemas.microsoft.com/office/word/2010/wordml" xmlns:w15="http://schemas.microsoft.com/office/word/2012/wordml" xmlns:w16cex="http://schemas.microsoft.com/office/word/2018/wordml/cex" xmlns:w16cid="http://schemas.microsoft.com/office/word/2016/wordml/cid" xmlns:w16="http://schemas.microsoft.com/office/word/2018/wordml" xmlns:w16sdtdh="http://schemas.microsoft.com/office/word/2020/wordml/sdtdatahash" xmlns:w16sdtfl="http://schemas.microsoft.com/office/word/2024/wordml/sdtformatlock" xmlns:w16se="http://schemas.microsoft.com/office/word/2015/wordml/symex" xmlns:w16du="http://schemas.microsoft.com/office/word/2023/wordml/word16du" xmlns:wne="http://schemas.microsoft.com/office/word/2006/wordml" mc:Ignorable="w14 w15 w16se w16cid w16 w16cex w16sdtdh w16sdtfl w16du wp14">
   <w:body>
     <w:tbl>
       <w:tblPr>
@@ -193,7 +193,7 @@
         </w:tc>
         <w:tc>
           <w:tcPr>
-            <w:tcW w:w="498" w:type="pct"/>
+            <w:tcW w:w="497" w:type="pct"/>
             <w:tcBorders>
               <w:top w:val="single" w:sz="4" w:space="0" w:color="auto"/>
             </w:tcBorders>
@@ -336,7 +336,7 @@
         </w:tc>
         <w:tc>
           <w:tcPr>
-            <w:tcW w:w="498" w:type="pct"/>
+            <w:tcW w:w="497" w:type="pct"/>
             <w:tcBorders>
               <w:bottom w:val="single" w:sz="4" w:space="0" w:color="auto"/>
             </w:tcBorders>
@@ -474,7 +474,7 @@
         </w:tc>
         <w:tc>
           <w:tcPr>
-            <w:tcW w:w="498" w:type="pct"/>
+            <w:tcW w:w="497" w:type="pct"/>
             <w:tcBorders>
               <w:top w:val="single" w:sz="4" w:space="0" w:color="auto"/>
             </w:tcBorders>
@@ -631,7 +631,7 @@
         </w:tc>
         <w:tc>
           <w:tcPr>
-            <w:tcW w:w="498" w:type="pct"/>
+            <w:tcW w:w="497" w:type="pct"/>
             <w:vAlign w:val="bottom"/>
           </w:tcPr>
           <w:p>
@@ -776,7 +776,7 @@
         </w:tc>
         <w:tc>
           <w:tcPr>
-            <w:tcW w:w="498" w:type="pct"/>
+            <w:tcW w:w="497" w:type="pct"/>
             <w:vAlign w:val="bottom"/>
           </w:tcPr>
           <w:p>
@@ -921,7 +921,7 @@
         </w:tc>
         <w:tc>
           <w:tcPr>
-            <w:tcW w:w="498" w:type="pct"/>
+            <w:tcW w:w="497" w:type="pct"/>
             <w:vAlign w:val="bottom"/>
           </w:tcPr>
           <w:p>
@@ -1084,7 +1084,7 @@
         </w:tc>
         <w:tc>
           <w:tcPr>
-            <w:tcW w:w="498" w:type="pct"/>
+            <w:tcW w:w="497" w:type="pct"/>
             <w:vAlign w:val="bottom"/>
           </w:tcPr>
           <w:p>
@@ -1207,7 +1207,7 @@
         </w:tc>
         <w:tc>
           <w:tcPr>
-            <w:tcW w:w="498" w:type="pct"/>
+            <w:tcW w:w="497" w:type="pct"/>
             <w:vAlign w:val="bottom"/>
           </w:tcPr>
           <w:p>
@@ -1361,7 +1361,7 @@
         </w:tc>
         <w:tc>
           <w:tcPr>
-            <w:tcW w:w="498" w:type="pct"/>
+            <w:tcW w:w="497" w:type="pct"/>
             <w:vAlign w:val="bottom"/>
           </w:tcPr>
           <w:p>
@@ -1510,7 +1510,7 @@
         </w:tc>
         <w:tc>
           <w:tcPr>
-            <w:tcW w:w="498" w:type="pct"/>
+            <w:tcW w:w="497" w:type="pct"/>
             <w:vAlign w:val="bottom"/>
           </w:tcPr>
           <w:p>
@@ -1632,7 +1632,7 @@
         </w:tc>
         <w:tc>
           <w:tcPr>
-            <w:tcW w:w="498" w:type="pct"/>
+            <w:tcW w:w="497" w:type="pct"/>
             <w:vAlign w:val="bottom"/>
           </w:tcPr>
           <w:p>
@@ -1787,7 +1787,7 @@
         </w:tc>
         <w:tc>
           <w:tcPr>
-            <w:tcW w:w="498" w:type="pct"/>
+            <w:tcW w:w="497" w:type="pct"/>
             <w:vAlign w:val="bottom"/>
           </w:tcPr>
           <w:p>
@@ -1884,25 +1884,24 @@
               <w:right w:w="15" w:type="dxa"/>
             </w:tcMar>
             <w:vAlign w:val="bottom"/>
-            <w:hideMark/>
-          </w:tcPr>
-          <w:p>
-            <w:pPr>
-              <w:jc w:val="center"/>
-              <w:rPr>
-                <w:rFonts w:cs="Arial"/>
-                <w:sz w:val="20"/>
-                <w:szCs w:val="20"/>
-              </w:rPr>
-            </w:pPr>
-            <w:r>
-              <w:rPr>
-                <w:rFonts w:cs="Arial"/>
-                <w:color w:val="000000"/>
-                <w:sz w:val="20"/>
-                <w:szCs w:val="20"/>
-              </w:rPr>
-              <w:t>73 ( 2.8)</w:t>
+          </w:tcPr>
+          <w:p>
+            <w:pPr>
+              <w:jc w:val="center"/>
+              <w:rPr>
+                <w:rFonts w:cs="Arial"/>
+                <w:sz w:val="20"/>
+                <w:szCs w:val="20"/>
+              </w:rPr>
+            </w:pPr>
+            <w:r>
+              <w:rPr>
+                <w:rFonts w:cs="Arial"/>
+                <w:color w:val="000000"/>
+                <w:sz w:val="20"/>
+                <w:szCs w:val="20"/>
+              </w:rPr>
+              <w:t>626 (23.6)</w:t>
             </w:r>
           </w:p>
         </w:tc>
@@ -1927,13 +1926,13 @@
                 <w:sz w:val="20"/>
                 <w:szCs w:val="20"/>
               </w:rPr>
-              <w:t>46 ( 3.5)</w:t>
-            </w:r>
-          </w:p>
-        </w:tc>
-        <w:tc>
-          <w:tcPr>
-            <w:tcW w:w="498" w:type="pct"/>
+              <w:t>368 (27.7)</w:t>
+            </w:r>
+          </w:p>
+        </w:tc>
+        <w:tc>
+          <w:tcPr>
+            <w:tcW w:w="497" w:type="pct"/>
             <w:vAlign w:val="bottom"/>
           </w:tcPr>
           <w:p>
@@ -2030,25 +2029,24 @@
               <w:right w:w="15" w:type="dxa"/>
             </w:tcMar>
             <w:vAlign w:val="bottom"/>
-            <w:hideMark/>
-          </w:tcPr>
-          <w:p>
-            <w:pPr>
-              <w:jc w:val="center"/>
-              <w:rPr>
-                <w:rFonts w:cs="Arial"/>
-                <w:sz w:val="20"/>
-                <w:szCs w:val="20"/>
-              </w:rPr>
-            </w:pPr>
-            <w:r>
-              <w:rPr>
-                <w:rFonts w:cs="Arial"/>
-                <w:color w:val="000000"/>
-                <w:sz w:val="20"/>
-                <w:szCs w:val="20"/>
-              </w:rPr>
-              <w:t>626 (23.6)</w:t>
+          </w:tcPr>
+          <w:p>
+            <w:pPr>
+              <w:jc w:val="center"/>
+              <w:rPr>
+                <w:rFonts w:cs="Arial"/>
+                <w:sz w:val="20"/>
+                <w:szCs w:val="20"/>
+              </w:rPr>
+            </w:pPr>
+            <w:r>
+              <w:rPr>
+                <w:rFonts w:cs="Arial"/>
+                <w:color w:val="000000"/>
+                <w:sz w:val="20"/>
+                <w:szCs w:val="20"/>
+              </w:rPr>
+              <w:t>73 ( 2.8)</w:t>
             </w:r>
           </w:p>
         </w:tc>
@@ -2073,13 +2071,13 @@
                 <w:sz w:val="20"/>
                 <w:szCs w:val="20"/>
               </w:rPr>
-              <w:t>368 (27.7)</w:t>
-            </w:r>
-          </w:p>
-        </w:tc>
-        <w:tc>
-          <w:tcPr>
-            <w:tcW w:w="498" w:type="pct"/>
+              <w:t>46 ( 3.5)</w:t>
+            </w:r>
+          </w:p>
+        </w:tc>
+        <w:tc>
+          <w:tcPr>
+            <w:tcW w:w="497" w:type="pct"/>
             <w:vAlign w:val="bottom"/>
           </w:tcPr>
           <w:p>
@@ -2124,7 +2122,23 @@
                 <w:sz w:val="20"/>
                 <w:szCs w:val="20"/>
               </w:rPr>
-              <w:t xml:space="preserve">   Other/Unknown</w:t>
+              <w:t xml:space="preserve">  </w:t>
+            </w:r>
+            <w:r>
+              <w:rPr>
+                <w:rFonts w:cs="Arial"/>
+                <w:sz w:val="20"/>
+                <w:szCs w:val="20"/>
+              </w:rPr>
+              <w:t xml:space="preserve"> </w:t>
+            </w:r>
+            <w:r>
+              <w:rPr>
+                <w:rFonts w:cs="Arial"/>
+                <w:sz w:val="20"/>
+                <w:szCs w:val="20"/>
+              </w:rPr>
+              <w:t>Other/Unknown</w:t>
             </w:r>
           </w:p>
         </w:tc>
@@ -2225,7 +2239,7 @@
         </w:tc>
         <w:tc>
           <w:tcPr>
-            <w:tcW w:w="498" w:type="pct"/>
+            <w:tcW w:w="497" w:type="pct"/>
             <w:vAlign w:val="bottom"/>
           </w:tcPr>
           <w:p>
@@ -2346,7 +2360,7 @@
         </w:tc>
         <w:tc>
           <w:tcPr>
-            <w:tcW w:w="498" w:type="pct"/>
+            <w:tcW w:w="497" w:type="pct"/>
             <w:vAlign w:val="bottom"/>
           </w:tcPr>
           <w:p>
@@ -2501,7 +2515,7 @@
         </w:tc>
         <w:tc>
           <w:tcPr>
-            <w:tcW w:w="498" w:type="pct"/>
+            <w:tcW w:w="497" w:type="pct"/>
             <w:vAlign w:val="bottom"/>
           </w:tcPr>
           <w:p>
@@ -2647,7 +2661,7 @@
         </w:tc>
         <w:tc>
           <w:tcPr>
-            <w:tcW w:w="498" w:type="pct"/>
+            <w:tcW w:w="497" w:type="pct"/>
             <w:vAlign w:val="bottom"/>
           </w:tcPr>
           <w:p>
@@ -2793,7 +2807,7 @@
         </w:tc>
         <w:tc>
           <w:tcPr>
-            <w:tcW w:w="498" w:type="pct"/>
+            <w:tcW w:w="497" w:type="pct"/>
             <w:vAlign w:val="bottom"/>
           </w:tcPr>
           <w:p>
@@ -2914,7 +2928,7 @@
         </w:tc>
         <w:tc>
           <w:tcPr>
-            <w:tcW w:w="498" w:type="pct"/>
+            <w:tcW w:w="497" w:type="pct"/>
             <w:vAlign w:val="bottom"/>
           </w:tcPr>
           <w:p>
@@ -3069,7 +3083,7 @@
         </w:tc>
         <w:tc>
           <w:tcPr>
-            <w:tcW w:w="498" w:type="pct"/>
+            <w:tcW w:w="497" w:type="pct"/>
             <w:vAlign w:val="bottom"/>
           </w:tcPr>
           <w:p>
@@ -3215,7 +3229,7 @@
         </w:tc>
         <w:tc>
           <w:tcPr>
-            <w:tcW w:w="498" w:type="pct"/>
+            <w:tcW w:w="497" w:type="pct"/>
             <w:vAlign w:val="bottom"/>
           </w:tcPr>
           <w:p>
@@ -3361,7 +3375,7 @@
         </w:tc>
         <w:tc>
           <w:tcPr>
-            <w:tcW w:w="498" w:type="pct"/>
+            <w:tcW w:w="497" w:type="pct"/>
             <w:vAlign w:val="bottom"/>
           </w:tcPr>
           <w:p>
@@ -3484,7 +3498,7 @@
         </w:tc>
         <w:tc>
           <w:tcPr>
-            <w:tcW w:w="498" w:type="pct"/>
+            <w:tcW w:w="497" w:type="pct"/>
             <w:vAlign w:val="bottom"/>
           </w:tcPr>
           <w:p>
@@ -3657,7 +3671,7 @@
         </w:tc>
         <w:tc>
           <w:tcPr>
-            <w:tcW w:w="498" w:type="pct"/>
+            <w:tcW w:w="497" w:type="pct"/>
             <w:vAlign w:val="bottom"/>
           </w:tcPr>
           <w:p>
@@ -3803,7 +3817,7 @@
         </w:tc>
         <w:tc>
           <w:tcPr>
-            <w:tcW w:w="498" w:type="pct"/>
+            <w:tcW w:w="497" w:type="pct"/>
             <w:vAlign w:val="bottom"/>
           </w:tcPr>
           <w:p>
@@ -3949,7 +3963,7 @@
         </w:tc>
         <w:tc>
           <w:tcPr>
-            <w:tcW w:w="498" w:type="pct"/>
+            <w:tcW w:w="497" w:type="pct"/>
             <w:vAlign w:val="bottom"/>
           </w:tcPr>
           <w:p>
@@ -4095,7 +4109,7 @@
         </w:tc>
         <w:tc>
           <w:tcPr>
-            <w:tcW w:w="498" w:type="pct"/>
+            <w:tcW w:w="497" w:type="pct"/>
             <w:vAlign w:val="bottom"/>
           </w:tcPr>
           <w:p>
@@ -4216,7 +4230,7 @@
         </w:tc>
         <w:tc>
           <w:tcPr>
-            <w:tcW w:w="498" w:type="pct"/>
+            <w:tcW w:w="497" w:type="pct"/>
             <w:vAlign w:val="bottom"/>
           </w:tcPr>
           <w:p>
@@ -4369,7 +4383,7 @@
         </w:tc>
         <w:tc>
           <w:tcPr>
-            <w:tcW w:w="498" w:type="pct"/>
+            <w:tcW w:w="497" w:type="pct"/>
             <w:vAlign w:val="bottom"/>
           </w:tcPr>
           <w:p>
@@ -4513,7 +4527,7 @@
         </w:tc>
         <w:tc>
           <w:tcPr>
-            <w:tcW w:w="498" w:type="pct"/>
+            <w:tcW w:w="497" w:type="pct"/>
             <w:vAlign w:val="bottom"/>
           </w:tcPr>
           <w:p>
@@ -4657,7 +4671,7 @@
         </w:tc>
         <w:tc>
           <w:tcPr>
-            <w:tcW w:w="498" w:type="pct"/>
+            <w:tcW w:w="497" w:type="pct"/>
             <w:vAlign w:val="bottom"/>
           </w:tcPr>
           <w:p>
@@ -4801,7 +4815,7 @@
         </w:tc>
         <w:tc>
           <w:tcPr>
-            <w:tcW w:w="498" w:type="pct"/>
+            <w:tcW w:w="497" w:type="pct"/>
             <w:vAlign w:val="bottom"/>
           </w:tcPr>
           <w:p>
@@ -4924,7 +4938,7 @@
         </w:tc>
         <w:tc>
           <w:tcPr>
-            <w:tcW w:w="498" w:type="pct"/>
+            <w:tcW w:w="497" w:type="pct"/>
             <w:vAlign w:val="bottom"/>
           </w:tcPr>
           <w:p>
@@ -5080,7 +5094,7 @@
         </w:tc>
         <w:tc>
           <w:tcPr>
-            <w:tcW w:w="498" w:type="pct"/>
+            <w:tcW w:w="497" w:type="pct"/>
             <w:vAlign w:val="bottom"/>
           </w:tcPr>
           <w:p>
@@ -5227,7 +5241,7 @@
         </w:tc>
         <w:tc>
           <w:tcPr>
-            <w:tcW w:w="498" w:type="pct"/>
+            <w:tcW w:w="497" w:type="pct"/>
             <w:vAlign w:val="bottom"/>
           </w:tcPr>
           <w:p>
@@ -5374,7 +5388,7 @@
         </w:tc>
         <w:tc>
           <w:tcPr>
-            <w:tcW w:w="498" w:type="pct"/>
+            <w:tcW w:w="497" w:type="pct"/>
             <w:vAlign w:val="bottom"/>
           </w:tcPr>
           <w:p>
@@ -5521,7 +5535,7 @@
         </w:tc>
         <w:tc>
           <w:tcPr>
-            <w:tcW w:w="498" w:type="pct"/>
+            <w:tcW w:w="497" w:type="pct"/>
             <w:vAlign w:val="bottom"/>
           </w:tcPr>
           <w:p>
@@ -5687,7 +5701,7 @@
         </w:tc>
         <w:tc>
           <w:tcPr>
-            <w:tcW w:w="498" w:type="pct"/>
+            <w:tcW w:w="497" w:type="pct"/>
             <w:vAlign w:val="bottom"/>
           </w:tcPr>
           <w:p>
@@ -5809,7 +5823,7 @@
         </w:tc>
         <w:tc>
           <w:tcPr>
-            <w:tcW w:w="498" w:type="pct"/>
+            <w:tcW w:w="497" w:type="pct"/>
             <w:vAlign w:val="bottom"/>
           </w:tcPr>
           <w:p>
@@ -5963,7 +5977,7 @@
         </w:tc>
         <w:tc>
           <w:tcPr>
-            <w:tcW w:w="498" w:type="pct"/>
+            <w:tcW w:w="497" w:type="pct"/>
           </w:tcPr>
           <w:p>
             <w:pPr>
@@ -6107,7 +6121,7 @@
         </w:tc>
         <w:tc>
           <w:tcPr>
-            <w:tcW w:w="498" w:type="pct"/>
+            <w:tcW w:w="497" w:type="pct"/>
           </w:tcPr>
           <w:p>
             <w:pPr>
@@ -6251,7 +6265,7 @@
         </w:tc>
         <w:tc>
           <w:tcPr>
-            <w:tcW w:w="498" w:type="pct"/>
+            <w:tcW w:w="497" w:type="pct"/>
           </w:tcPr>
           <w:p>
             <w:pPr>
@@ -6421,7 +6435,7 @@
         </w:tc>
         <w:tc>
           <w:tcPr>
-            <w:tcW w:w="498" w:type="pct"/>
+            <w:tcW w:w="497" w:type="pct"/>
             <w:tcBorders>
               <w:bottom w:val="single" w:sz="4" w:space="0" w:color="auto"/>
             </w:tcBorders>
@@ -6490,25 +6504,7 @@
                 <w:sz w:val="20"/>
                 <w:szCs w:val="20"/>
               </w:rPr>
-              <w:t xml:space="preserve">. </w:t>
-            </w:r>
-            <w:proofErr w:type="spellStart"/>
-            <w:r>
-              <w:rPr>
-                <w:rFonts w:cs="Arial"/>
-                <w:sz w:val="20"/>
-                <w:szCs w:val="20"/>
-              </w:rPr>
-              <w:t>Co</w:t>
-            </w:r>
-            <w:proofErr w:type="spellEnd"/>
-            <w:r>
-              <w:rPr>
-                <w:rFonts w:cs="Arial"/>
-                <w:sz w:val="20"/>
-                <w:szCs w:val="20"/>
-              </w:rPr>
-              <w:t>-medications were prescribed up to 2 years prior to the TSH collection date. Co-diagnoses were identified any time up to and including the TSH collection date.</w:t>
+              <w:t>. Co-medications were prescribed up to 2 years prior to the TSH collection date. Co-diagnoses were identified any time up to and including the TSH collection date.</w:t>
             </w:r>
             <w:r>
               <w:rPr>
